--- a/NFS1218_Awesome Group Week 1 Discussion (1)(1).docx
+++ b/NFS1218_Awesome Group Week 1 Discussion (1)(1).docx
@@ -15,7 +15,14 @@
           <w:b/>
           <w:bCs/>
         </w:rPr>
-        <w:t>Week 1 Group Discussion</w:t>
+        <w:t>Week 1 Group Discussio</w:t>
+      </w:r>
+      <w:r>
+        <w:rPr>
+          <w:b/>
+          <w:bCs/>
+        </w:rPr>
+        <w:t>n</w:t>
       </w:r>
       <w:r>
         <w:rPr>
@@ -47,6 +54,14 @@
           <w:bCs/>
         </w:rPr>
         <w:t>CRISP-DM framework for Growth Analysis</w:t>
+      </w:r>
+      <w:r>
+        <w:rPr>
+          <w:rFonts w:ascii="Calibri" w:hAnsi="Calibri" w:cs="Calibri"/>
+          <w:b/>
+          <w:bCs/>
+        </w:rPr>
+        <w:t>:</w:t>
       </w:r>
     </w:p>
     <w:tbl>
@@ -243,21 +258,7 @@
               <w:rPr>
                 <w:rFonts w:ascii="Calibri" w:hAnsi="Calibri" w:cs="Calibri"/>
               </w:rPr>
-              <w:t>: Are maternal dietary, socioeconomic, and clinical factors associated with early childhood growth trajectories based on BMI-for-age z scores (</w:t>
-            </w:r>
-            <w:proofErr w:type="spellStart"/>
-            <w:r>
-              <w:rPr>
-                <w:rFonts w:ascii="Calibri" w:hAnsi="Calibri" w:cs="Calibri"/>
-              </w:rPr>
-              <w:t>zBMI</w:t>
-            </w:r>
-            <w:proofErr w:type="spellEnd"/>
-            <w:r>
-              <w:rPr>
-                <w:rFonts w:ascii="Calibri" w:hAnsi="Calibri" w:cs="Calibri"/>
-              </w:rPr>
-              <w:t>)?</w:t>
+              <w:t>: Are maternal dietary, socioeconomic, and clinical factors associated with early childhood growth trajectories based on BMI-for-age z scores (zBMI)?</w:t>
             </w:r>
           </w:p>
           <w:p>
@@ -358,21 +359,7 @@
               <w:rPr>
                 <w:rFonts w:ascii="Calibri" w:hAnsi="Calibri" w:cs="Calibri"/>
               </w:rPr>
-              <w:t xml:space="preserve">: </w:t>
-            </w:r>
-            <w:proofErr w:type="spellStart"/>
-            <w:r>
-              <w:rPr>
-                <w:rFonts w:ascii="Calibri" w:hAnsi="Calibri" w:cs="Calibri"/>
-              </w:rPr>
-              <w:t>zBMI</w:t>
-            </w:r>
-            <w:proofErr w:type="spellEnd"/>
-            <w:r>
-              <w:rPr>
-                <w:rFonts w:ascii="Calibri" w:hAnsi="Calibri" w:cs="Calibri"/>
-              </w:rPr>
-              <w:t xml:space="preserve"> trajectory clusters</w:t>
+              <w:t>: zBMI trajectory clusters</w:t>
             </w:r>
           </w:p>
         </w:tc>
@@ -477,21 +464,7 @@
               <w:rPr>
                 <w:rFonts w:ascii="Calibri" w:hAnsi="Calibri" w:cs="Calibri"/>
               </w:rPr>
-              <w:t xml:space="preserve">The proposed approach is to use </w:t>
-            </w:r>
-            <w:proofErr w:type="spellStart"/>
-            <w:r>
-              <w:rPr>
-                <w:rFonts w:ascii="Calibri" w:hAnsi="Calibri" w:cs="Calibri"/>
-              </w:rPr>
-              <w:t>zBMI</w:t>
-            </w:r>
-            <w:proofErr w:type="spellEnd"/>
-            <w:r>
-              <w:rPr>
-                <w:rFonts w:ascii="Calibri" w:hAnsi="Calibri" w:cs="Calibri"/>
-              </w:rPr>
-              <w:t>, adjusted for age and sex</w:t>
+              <w:t>The proposed approach is to use zBMI, adjusted for age and sex</w:t>
             </w:r>
             <w:r>
               <w:rPr>
@@ -606,21 +579,7 @@
               <w:rPr>
                 <w:rFonts w:ascii="Calibri" w:hAnsi="Calibri" w:cs="Calibri"/>
               </w:rPr>
-              <w:t xml:space="preserve">Identifying heterogeneous growth trajectories and clustering these </w:t>
-            </w:r>
-            <w:proofErr w:type="spellStart"/>
-            <w:r>
-              <w:rPr>
-                <w:rFonts w:ascii="Calibri" w:hAnsi="Calibri" w:cs="Calibri"/>
-              </w:rPr>
-              <w:t>zBMI</w:t>
-            </w:r>
-            <w:proofErr w:type="spellEnd"/>
-            <w:r>
-              <w:rPr>
-                <w:rFonts w:ascii="Calibri" w:hAnsi="Calibri" w:cs="Calibri"/>
-              </w:rPr>
-              <w:t xml:space="preserve"> will allow for the detection of subsets of children that may respond differently to our exposures (i.e., maternal dietary, socioeconomic, clinical factors</w:t>
+              <w:t>Identifying heterogeneous growth trajectories and clustering these zBMI will allow for the detection of subsets of children that may respond differently to our exposures (i.e., maternal dietary, socioeconomic, clinical factors</w:t>
             </w:r>
             <w:r>
               <w:rPr>
@@ -707,21 +666,7 @@
               <w:rPr>
                 <w:rFonts w:ascii="Calibri" w:hAnsi="Calibri" w:cs="Calibri"/>
               </w:rPr>
-              <w:t xml:space="preserve">Children will be clustered based on their </w:t>
-            </w:r>
-            <w:proofErr w:type="spellStart"/>
-            <w:r>
-              <w:rPr>
-                <w:rFonts w:ascii="Calibri" w:hAnsi="Calibri" w:cs="Calibri"/>
-              </w:rPr>
-              <w:t>zBMI</w:t>
-            </w:r>
-            <w:proofErr w:type="spellEnd"/>
-            <w:r>
-              <w:rPr>
-                <w:rFonts w:ascii="Calibri" w:hAnsi="Calibri" w:cs="Calibri"/>
-              </w:rPr>
-              <w:t xml:space="preserve"> scores at 24 months, and these clusters will be used to determine whether maternal dietary, socioeconomic, clinical factors</w:t>
+              <w:t>Children will be clustered based on their zBMI scores at 24 months, and these clusters will be used to determine whether maternal dietary, socioeconomic, clinical factors</w:t>
             </w:r>
             <w:r>
               <w:rPr>
@@ -739,21 +684,7 @@
               <w:rPr>
                 <w:rFonts w:ascii="Calibri" w:hAnsi="Calibri" w:cs="Calibri"/>
               </w:rPr>
-              <w:t xml:space="preserve"> with </w:t>
-            </w:r>
-            <w:proofErr w:type="spellStart"/>
-            <w:r>
-              <w:rPr>
-                <w:rFonts w:ascii="Calibri" w:hAnsi="Calibri" w:cs="Calibri"/>
-              </w:rPr>
-              <w:t>zBMI</w:t>
-            </w:r>
-            <w:proofErr w:type="spellEnd"/>
-            <w:r>
-              <w:rPr>
-                <w:rFonts w:ascii="Calibri" w:hAnsi="Calibri" w:cs="Calibri"/>
-              </w:rPr>
-              <w:t xml:space="preserve"> categories.</w:t>
+              <w:t xml:space="preserve"> with zBMI categories.</w:t>
             </w:r>
           </w:p>
           <w:p>
@@ -832,41 +763,13 @@
               <w:rPr>
                 <w:rFonts w:ascii="Calibri" w:hAnsi="Calibri" w:cs="Calibri"/>
               </w:rPr>
-              <w:t xml:space="preserve"> (</w:t>
-            </w:r>
-            <w:proofErr w:type="spellStart"/>
-            <w:r>
-              <w:rPr>
-                <w:rFonts w:ascii="Calibri" w:hAnsi="Calibri" w:cs="Calibri"/>
-              </w:rPr>
-              <w:t>dendogram</w:t>
-            </w:r>
-            <w:proofErr w:type="spellEnd"/>
-            <w:r>
-              <w:rPr>
-                <w:rFonts w:ascii="Calibri" w:hAnsi="Calibri" w:cs="Calibri"/>
-              </w:rPr>
-              <w:t xml:space="preserve">) </w:t>
-            </w:r>
-            <w:r>
-              <w:rPr>
-                <w:rFonts w:ascii="Calibri" w:hAnsi="Calibri" w:cs="Calibri"/>
-              </w:rPr>
-              <w:t xml:space="preserve">that clearly shows cluster differences in </w:t>
-            </w:r>
-            <w:proofErr w:type="spellStart"/>
-            <w:r>
-              <w:rPr>
-                <w:rFonts w:ascii="Calibri" w:hAnsi="Calibri" w:cs="Calibri"/>
-              </w:rPr>
-              <w:t>zBMI</w:t>
-            </w:r>
-            <w:proofErr w:type="spellEnd"/>
-            <w:r>
-              <w:rPr>
-                <w:rFonts w:ascii="Calibri" w:hAnsi="Calibri" w:cs="Calibri"/>
-              </w:rPr>
-              <w:t xml:space="preserve"> and associated exposures</w:t>
+              <w:t xml:space="preserve"> (dendogram) </w:t>
+            </w:r>
+            <w:r>
+              <w:rPr>
+                <w:rFonts w:ascii="Calibri" w:hAnsi="Calibri" w:cs="Calibri"/>
+              </w:rPr>
+              <w:t>that clearly shows cluster differences in zBMI and associated exposures</w:t>
             </w:r>
             <w:r>
               <w:rPr>
@@ -1031,19 +934,11 @@
                 <w:rFonts w:ascii="Calibri" w:eastAsia="Calibri" w:hAnsi="Calibri" w:cs="Calibri"/>
               </w:rPr>
             </w:pPr>
-            <w:proofErr w:type="spellStart"/>
             <w:r>
               <w:rPr>
                 <w:rFonts w:ascii="Calibri" w:eastAsia="Calibri" w:hAnsi="Calibri" w:cs="Calibri"/>
               </w:rPr>
-              <w:t>zBMI</w:t>
-            </w:r>
-            <w:proofErr w:type="spellEnd"/>
-            <w:r>
-              <w:rPr>
-                <w:rFonts w:ascii="Calibri" w:eastAsia="Calibri" w:hAnsi="Calibri" w:cs="Calibri"/>
-              </w:rPr>
-              <w:t xml:space="preserve"> based on WHO Child Growth Standards are internationally accepted tool for classifying nutritional status in children under 5.</w:t>
+              <w:t>zBMI based on WHO Child Growth Standards are internationally accepted tool for classifying nutritional status in children under 5.</w:t>
             </w:r>
           </w:p>
         </w:tc>
@@ -1338,7 +1233,6 @@
               </w:rPr>
               <w:t xml:space="preserve"> </w:t>
             </w:r>
-            <w:proofErr w:type="spellStart"/>
             <w:r>
               <w:rPr>
                 <w:rFonts w:ascii="Calibri" w:hAnsi="Calibri" w:cs="Calibri"/>
@@ -1349,14 +1243,7 @@
               <w:rPr>
                 <w:rFonts w:ascii="Calibri" w:hAnsi="Calibri" w:cs="Calibri"/>
               </w:rPr>
-              <w:t>acteriodetes</w:t>
-            </w:r>
-            <w:proofErr w:type="spellEnd"/>
-            <w:r>
-              <w:rPr>
-                <w:rFonts w:ascii="Calibri" w:hAnsi="Calibri" w:cs="Calibri"/>
-              </w:rPr>
-              <w:t xml:space="preserve"> ratio</w:t>
+              <w:t>acteriodetes ratio</w:t>
             </w:r>
             <w:r>
               <w:rPr>
@@ -1792,21 +1679,7 @@
               <w:rPr>
                 <w:rFonts w:ascii="Calibri" w:hAnsi="Calibri" w:cs="Calibri"/>
               </w:rPr>
-              <w:t>BMI-for-age z-scores (</w:t>
-            </w:r>
-            <w:proofErr w:type="spellStart"/>
-            <w:r>
-              <w:rPr>
-                <w:rFonts w:ascii="Calibri" w:hAnsi="Calibri" w:cs="Calibri"/>
-              </w:rPr>
-              <w:t>zBMI</w:t>
-            </w:r>
-            <w:proofErr w:type="spellEnd"/>
-            <w:r>
-              <w:rPr>
-                <w:rFonts w:ascii="Calibri" w:hAnsi="Calibri" w:cs="Calibri"/>
-              </w:rPr>
-              <w:t>)</w:t>
+              <w:t>BMI-for-age z-scores (zBMI)</w:t>
             </w:r>
             <w:r>
               <w:rPr>
@@ -1931,21 +1804,7 @@
               <w:rPr>
                 <w:rFonts w:ascii="Calibri" w:hAnsi="Calibri" w:cs="Calibri"/>
               </w:rPr>
-              <w:t xml:space="preserve"> determinants of growth and metabolic health and are being tested for their association with the outcome of interest (</w:t>
-            </w:r>
-            <w:proofErr w:type="spellStart"/>
-            <w:r>
-              <w:rPr>
-                <w:rFonts w:ascii="Calibri" w:hAnsi="Calibri" w:cs="Calibri"/>
-              </w:rPr>
-              <w:t>zBMI</w:t>
-            </w:r>
-            <w:proofErr w:type="spellEnd"/>
-            <w:r>
-              <w:rPr>
-                <w:rFonts w:ascii="Calibri" w:hAnsi="Calibri" w:cs="Calibri"/>
-              </w:rPr>
-              <w:t xml:space="preserve"> at 24 months).</w:t>
+              <w:t xml:space="preserve"> determinants of growth and metabolic health and are being tested for their association with the outcome of interest (zBMI at 24 months).</w:t>
             </w:r>
           </w:p>
         </w:tc>
@@ -2101,21 +1960,7 @@
               <w:rPr>
                 <w:rFonts w:ascii="Calibri" w:hAnsi="Calibri" w:cs="Calibri"/>
               </w:rPr>
-              <w:t xml:space="preserve">Outliers in </w:t>
-            </w:r>
-            <w:proofErr w:type="spellStart"/>
-            <w:r>
-              <w:rPr>
-                <w:rFonts w:ascii="Calibri" w:hAnsi="Calibri" w:cs="Calibri"/>
-              </w:rPr>
-              <w:t>zBMI</w:t>
-            </w:r>
-            <w:proofErr w:type="spellEnd"/>
-            <w:r>
-              <w:rPr>
-                <w:rFonts w:ascii="Calibri" w:hAnsi="Calibri" w:cs="Calibri"/>
-              </w:rPr>
-              <w:t xml:space="preserve"> and clinical biomarkers</w:t>
+              <w:t>Outliers in zBMI and clinical biomarkers</w:t>
             </w:r>
           </w:p>
           <w:p>
@@ -2811,21 +2656,7 @@
               <w:rPr>
                 <w:rFonts w:ascii="Calibri" w:hAnsi="Calibri" w:cs="Calibri"/>
               </w:rPr>
-              <w:t>BMI-for-age z-scores (</w:t>
-            </w:r>
-            <w:proofErr w:type="spellStart"/>
-            <w:r>
-              <w:rPr>
-                <w:rFonts w:ascii="Calibri" w:hAnsi="Calibri" w:cs="Calibri"/>
-              </w:rPr>
-              <w:t>zBMI</w:t>
-            </w:r>
-            <w:proofErr w:type="spellEnd"/>
-            <w:r>
-              <w:rPr>
-                <w:rFonts w:ascii="Calibri" w:hAnsi="Calibri" w:cs="Calibri"/>
-              </w:rPr>
-              <w:t>)</w:t>
+              <w:t>BMI-for-age z-scores (zBMI)</w:t>
             </w:r>
             <w:r>
               <w:rPr>
@@ -3132,21 +2963,7 @@
               <w:rPr>
                 <w:rFonts w:ascii="Calibri" w:hAnsi="Calibri" w:cs="Calibri"/>
               </w:rPr>
-              <w:t xml:space="preserve">Applying WHO growth cut-offs to identify biologically implausible </w:t>
-            </w:r>
-            <w:proofErr w:type="spellStart"/>
-            <w:r>
-              <w:rPr>
-                <w:rFonts w:ascii="Calibri" w:hAnsi="Calibri" w:cs="Calibri"/>
-              </w:rPr>
-              <w:t>zBMI</w:t>
-            </w:r>
-            <w:proofErr w:type="spellEnd"/>
-            <w:r>
-              <w:rPr>
-                <w:rFonts w:ascii="Calibri" w:hAnsi="Calibri" w:cs="Calibri"/>
-              </w:rPr>
-              <w:t xml:space="preserve"> values (values that fall outside of WHO recommendations, 5 </w:t>
+              <w:t xml:space="preserve">Applying WHO growth cut-offs to identify biologically implausible zBMI values (values that fall outside of WHO recommendations, 5 </w:t>
             </w:r>
             <m:oMath>
               <m:r>
@@ -3458,97 +3275,69 @@
               <w:rPr>
                 <w:rFonts w:ascii="Calibri" w:eastAsia="Calibri" w:hAnsi="Calibri" w:cs="Calibri"/>
               </w:rPr>
-              <w:t xml:space="preserve">with similar </w:t>
-            </w:r>
-            <w:proofErr w:type="spellStart"/>
+              <w:t xml:space="preserve">with similar zBMI </w:t>
+            </w:r>
             <w:r>
               <w:rPr>
                 <w:rFonts w:ascii="Calibri" w:eastAsia="Calibri" w:hAnsi="Calibri" w:cs="Calibri"/>
               </w:rPr>
-              <w:t>zBMI</w:t>
-            </w:r>
-            <w:proofErr w:type="spellEnd"/>
+              <w:t xml:space="preserve">trajectory </w:t>
+            </w:r>
             <w:r>
               <w:rPr>
                 <w:rFonts w:ascii="Calibri" w:eastAsia="Calibri" w:hAnsi="Calibri" w:cs="Calibri"/>
               </w:rPr>
+              <w:t>patterns across timepoints (</w:t>
+            </w:r>
+            <w:r>
+              <w:rPr>
+                <w:rFonts w:ascii="Calibri" w:eastAsia="Calibri" w:hAnsi="Calibri" w:cs="Calibri"/>
+              </w:rPr>
+              <w:t xml:space="preserve">0, </w:t>
+            </w:r>
+            <w:r>
+              <w:rPr>
+                <w:rFonts w:ascii="Calibri" w:eastAsia="Calibri" w:hAnsi="Calibri" w:cs="Calibri"/>
+              </w:rPr>
+              <w:t>6, 12, and 24 months).</w:t>
+            </w:r>
+            <w:r>
+              <w:rPr>
+                <w:rFonts w:ascii="Calibri" w:eastAsia="Calibri" w:hAnsi="Calibri" w:cs="Calibri"/>
+              </w:rPr>
               <w:t xml:space="preserve"> </w:t>
             </w:r>
+          </w:p>
+          <w:p>
             <w:r>
               <w:rPr>
                 <w:rFonts w:ascii="Calibri" w:eastAsia="Calibri" w:hAnsi="Calibri" w:cs="Calibri"/>
               </w:rPr>
-              <w:t xml:space="preserve">trajectory </w:t>
+              <w:t xml:space="preserve">An unsupervised clustering is most appropriate, given the goal of identifying naturally </w:t>
             </w:r>
             <w:r>
               <w:rPr>
                 <w:rFonts w:ascii="Calibri" w:eastAsia="Calibri" w:hAnsi="Calibri" w:cs="Calibri"/>
               </w:rPr>
-              <w:t>patterns across timepoints (</w:t>
+              <w:t>occurring</w:t>
             </w:r>
             <w:r>
               <w:rPr>
                 <w:rFonts w:ascii="Calibri" w:eastAsia="Calibri" w:hAnsi="Calibri" w:cs="Calibri"/>
               </w:rPr>
-              <w:t xml:space="preserve">0, </w:t>
+              <w:t xml:space="preserve"> subgr</w:t>
             </w:r>
             <w:r>
               <w:rPr>
                 <w:rFonts w:ascii="Calibri" w:eastAsia="Calibri" w:hAnsi="Calibri" w:cs="Calibri"/>
               </w:rPr>
-              <w:t>6, 12, and 24 months).</w:t>
+              <w:t>oups</w:t>
             </w:r>
             <w:r>
               <w:rPr>
                 <w:rFonts w:ascii="Calibri" w:eastAsia="Calibri" w:hAnsi="Calibri" w:cs="Calibri"/>
               </w:rPr>
-              <w:t xml:space="preserve"> </w:t>
-            </w:r>
-          </w:p>
-          <w:p>
-            <w:r>
-              <w:rPr>
-                <w:rFonts w:ascii="Calibri" w:eastAsia="Calibri" w:hAnsi="Calibri" w:cs="Calibri"/>
-              </w:rPr>
-              <w:t xml:space="preserve">An unsupervised clustering is most appropriate, given the goal of identifying naturally </w:t>
-            </w:r>
-            <w:r>
-              <w:rPr>
-                <w:rFonts w:ascii="Calibri" w:eastAsia="Calibri" w:hAnsi="Calibri" w:cs="Calibri"/>
-              </w:rPr>
-              <w:t>occurring</w:t>
-            </w:r>
-            <w:r>
-              <w:rPr>
-                <w:rFonts w:ascii="Calibri" w:eastAsia="Calibri" w:hAnsi="Calibri" w:cs="Calibri"/>
-              </w:rPr>
-              <w:t xml:space="preserve"> subgr</w:t>
-            </w:r>
-            <w:r>
-              <w:rPr>
-                <w:rFonts w:ascii="Calibri" w:eastAsia="Calibri" w:hAnsi="Calibri" w:cs="Calibri"/>
-              </w:rPr>
-              <w:t>oups</w:t>
-            </w:r>
-            <w:r>
-              <w:rPr>
-                <w:rFonts w:ascii="Calibri" w:eastAsia="Calibri" w:hAnsi="Calibri" w:cs="Calibri"/>
-              </w:rPr>
-              <w:t xml:space="preserve"> of children based on their </w:t>
-            </w:r>
-            <w:proofErr w:type="spellStart"/>
-            <w:r>
-              <w:rPr>
-                <w:rFonts w:ascii="Calibri" w:eastAsia="Calibri" w:hAnsi="Calibri" w:cs="Calibri"/>
-              </w:rPr>
-              <w:t>zBMI</w:t>
-            </w:r>
-            <w:proofErr w:type="spellEnd"/>
-            <w:r>
-              <w:rPr>
-                <w:rFonts w:ascii="Calibri" w:eastAsia="Calibri" w:hAnsi="Calibri" w:cs="Calibri"/>
-              </w:rPr>
-              <w:t xml:space="preserve"> trajectories and associated variables. </w:t>
+              <w:t xml:space="preserve"> of children based on their zBMI trajectories and associated variables. </w:t>
             </w:r>
           </w:p>
           <w:p>
@@ -3643,21 +3432,7 @@
               <w:rPr>
                 <w:rFonts w:ascii="Calibri" w:eastAsia="Calibri" w:hAnsi="Calibri" w:cs="Calibri"/>
               </w:rPr>
-              <w:t xml:space="preserve">Hierarchical clustering: build a </w:t>
-            </w:r>
-            <w:proofErr w:type="spellStart"/>
-            <w:r>
-              <w:rPr>
-                <w:rFonts w:ascii="Calibri" w:eastAsia="Calibri" w:hAnsi="Calibri" w:cs="Calibri"/>
-              </w:rPr>
-              <w:t>dendogram</w:t>
-            </w:r>
-            <w:proofErr w:type="spellEnd"/>
-            <w:r>
-              <w:rPr>
-                <w:rFonts w:ascii="Calibri" w:eastAsia="Calibri" w:hAnsi="Calibri" w:cs="Calibri"/>
-              </w:rPr>
-              <w:t xml:space="preserve"> to explore natural groupings without a fixed k.</w:t>
+              <w:t>Hierarchical clustering: build a dendogram to explore natural groupings without a fixed k.</w:t>
             </w:r>
           </w:p>
           <w:p>
@@ -4255,21 +4030,7 @@
               <w:rPr>
                 <w:rFonts w:ascii="Calibri" w:eastAsia="Calibri" w:hAnsi="Calibri" w:cs="Calibri"/>
               </w:rPr>
-              <w:t xml:space="preserve"> Ethical considerations for its implementation will also be made, particularly if any socioeconomic factors are found to be strongly associated with </w:t>
-            </w:r>
-            <w:proofErr w:type="spellStart"/>
-            <w:r>
-              <w:rPr>
-                <w:rFonts w:ascii="Calibri" w:eastAsia="Calibri" w:hAnsi="Calibri" w:cs="Calibri"/>
-              </w:rPr>
-              <w:t>zBMI</w:t>
-            </w:r>
-            <w:proofErr w:type="spellEnd"/>
-            <w:r>
-              <w:rPr>
-                <w:rFonts w:ascii="Calibri" w:eastAsia="Calibri" w:hAnsi="Calibri" w:cs="Calibri"/>
-              </w:rPr>
-              <w:t xml:space="preserve"> trajectories.  </w:t>
+              <w:t xml:space="preserve"> Ethical considerations for its implementation will also be made, particularly if any socioeconomic factors are found to be strongly associated with zBMI trajectories.  </w:t>
             </w:r>
           </w:p>
           <w:p>
@@ -9527,6 +9288,15 @@
 </file>
 
 <file path=customXml/item1.xml><?xml version="1.0" encoding="utf-8"?>
+<?mso-contentType ?>
+<FormTemplates xmlns="http://schemas.microsoft.com/sharepoint/v3/contenttype/forms">
+  <Display>DocumentLibraryForm</Display>
+  <Edit>DocumentLibraryForm</Edit>
+  <New>DocumentLibraryForm</New>
+</FormTemplates>
+</file>
+
+<file path=customXml/item2.xml><?xml version="1.0" encoding="utf-8"?>
 <ct:contentTypeSchema xmlns:ct="http://schemas.microsoft.com/office/2006/metadata/contentType" xmlns:ma="http://schemas.microsoft.com/office/2006/metadata/properties/metaAttributes" ct:_="" ma:_="" ma:contentTypeName="Document" ma:contentTypeID="0x0101003F364FF36369794CAC5C6BDD61B0EFFD" ma:contentTypeVersion="16" ma:contentTypeDescription="Create a new document." ma:contentTypeScope="" ma:versionID="00875fab896443cdcd5f6e633c28b97a">
   <xsd:schema xmlns:xsd="http://www.w3.org/2001/XMLSchema" xmlns:xs="http://www.w3.org/2001/XMLSchema" xmlns:p="http://schemas.microsoft.com/office/2006/metadata/properties" xmlns:ns3="08107eb9-8dd7-4113-9c47-bd5d852d32e8" xmlns:ns4="b2160066-3763-4ad0-938f-cec1df8b7a04" targetNamespace="http://schemas.microsoft.com/office/2006/metadata/properties" ma:root="true" ma:fieldsID="d265731cbe629211e95a43b65bcd6d59" ns3:_="" ns4:_="">
     <xsd:import namespace="08107eb9-8dd7-4113-9c47-bd5d852d32e8"/>
@@ -9767,15 +9537,6 @@
 </ct:contentTypeSchema>
 </file>
 
-<file path=customXml/item2.xml><?xml version="1.0" encoding="utf-8"?>
-<?mso-contentType ?>
-<FormTemplates xmlns="http://schemas.microsoft.com/sharepoint/v3/contenttype/forms">
-  <Display>DocumentLibraryForm</Display>
-  <Edit>DocumentLibraryForm</Edit>
-  <New>DocumentLibraryForm</New>
-</FormTemplates>
-</file>
-
 <file path=customXml/item3.xml><?xml version="1.0" encoding="utf-8"?>
 <p:properties xmlns:p="http://schemas.microsoft.com/office/2006/metadata/properties" xmlns:xsi="http://www.w3.org/2001/XMLSchema-instance" xmlns:pc="http://schemas.microsoft.com/office/infopath/2007/PartnerControls">
   <documentManagement>
@@ -9785,6 +9546,14 @@
 </file>
 
 <file path=customXml/itemProps1.xml><?xml version="1.0" encoding="utf-8"?>
+<ds:datastoreItem xmlns:ds="http://schemas.openxmlformats.org/officeDocument/2006/customXml" ds:itemID="{D4BFEF51-5E51-4BDB-AA23-DEC56A645723}">
+  <ds:schemaRefs>
+    <ds:schemaRef ds:uri="http://schemas.microsoft.com/sharepoint/v3/contenttype/forms"/>
+  </ds:schemaRefs>
+</ds:datastoreItem>
+</file>
+
+<file path=customXml/itemProps2.xml><?xml version="1.0" encoding="utf-8"?>
 <ds:datastoreItem xmlns:ds="http://schemas.openxmlformats.org/officeDocument/2006/customXml" ds:itemID="{2140C58E-5075-40AA-9EED-CC64D71B2757}">
   <ds:schemaRefs>
     <ds:schemaRef ds:uri="http://schemas.microsoft.com/office/2006/metadata/contentType"/>
@@ -9803,14 +9572,6 @@
 </ds:datastoreItem>
 </file>
 
-<file path=customXml/itemProps2.xml><?xml version="1.0" encoding="utf-8"?>
-<ds:datastoreItem xmlns:ds="http://schemas.openxmlformats.org/officeDocument/2006/customXml" ds:itemID="{D4BFEF51-5E51-4BDB-AA23-DEC56A645723}">
-  <ds:schemaRefs>
-    <ds:schemaRef ds:uri="http://schemas.microsoft.com/sharepoint/v3/contenttype/forms"/>
-  </ds:schemaRefs>
-</ds:datastoreItem>
-</file>
-
 <file path=customXml/itemProps3.xml><?xml version="1.0" encoding="utf-8"?>
 <ds:datastoreItem xmlns:ds="http://schemas.openxmlformats.org/officeDocument/2006/customXml" ds:itemID="{011479DB-9151-4612-A58B-21A4267A484B}">
   <ds:schemaRefs>

--- a/NFS1218_Awesome Group Week 1 Discussion (1)(1).docx
+++ b/NFS1218_Awesome Group Week 1 Discussion (1)(1).docx
@@ -6214,6 +6214,115 @@
           <w:bCs/>
         </w:rPr>
         <w:t>Clustering Validation</w:t>
+      </w:r>
+    </w:p>
+    <w:p>
+      <w:pPr>
+        <w:pStyle w:val="ListParagraph"/>
+        <w:rPr>
+          <w:b/>
+          <w:bCs/>
+        </w:rPr>
+      </w:pPr>
+      <w:r>
+        <w:rPr>
+          <w:b/>
+          <w:bCs/>
+        </w:rPr>
+        <w:drawing>
+          <wp:inline distT="0" distB="0" distL="0" distR="0" wp14:anchorId="57EB31DA" wp14:editId="74E45BFF">
+            <wp:extent cx="5800767" cy="3943379"/>
+            <wp:effectExtent l="0" t="0" r="0" b="0"/>
+            <wp:docPr id="512484222" name="Picture 1"/>
+            <wp:cNvGraphicFramePr>
+              <a:graphicFrameLocks xmlns:a="http://schemas.openxmlformats.org/drawingml/2006/main" noChangeAspect="1"/>
+            </wp:cNvGraphicFramePr>
+            <a:graphic xmlns:a="http://schemas.openxmlformats.org/drawingml/2006/main">
+              <a:graphicData uri="http://schemas.openxmlformats.org/drawingml/2006/picture">
+                <pic:pic xmlns:pic="http://schemas.openxmlformats.org/drawingml/2006/picture">
+                  <pic:nvPicPr>
+                    <pic:cNvPr id="512484222" name=""/>
+                    <pic:cNvPicPr/>
+                  </pic:nvPicPr>
+                  <pic:blipFill>
+                    <a:blip r:embed="rId21"/>
+                    <a:stretch>
+                      <a:fillRect/>
+                    </a:stretch>
+                  </pic:blipFill>
+                  <pic:spPr>
+                    <a:xfrm>
+                      <a:off x="0" y="0"/>
+                      <a:ext cx="5800767" cy="3943379"/>
+                    </a:xfrm>
+                    <a:prstGeom prst="rect">
+                      <a:avLst/>
+                    </a:prstGeom>
+                  </pic:spPr>
+                </pic:pic>
+              </a:graphicData>
+            </a:graphic>
+          </wp:inline>
+        </w:drawing>
+      </w:r>
+    </w:p>
+    <w:p>
+      <w:pPr>
+        <w:pStyle w:val="ListParagraph"/>
+        <w:rPr>
+          <w:b/>
+          <w:bCs/>
+        </w:rPr>
+      </w:pPr>
+    </w:p>
+    <w:p>
+      <w:pPr>
+        <w:pStyle w:val="ListParagraph"/>
+        <w:rPr>
+          <w:b/>
+          <w:bCs/>
+        </w:rPr>
+      </w:pPr>
+      <w:r>
+        <w:rPr>
+          <w:b/>
+          <w:bCs/>
+        </w:rPr>
+        <w:drawing>
+          <wp:inline distT="0" distB="0" distL="0" distR="0" wp14:anchorId="2639B11A" wp14:editId="6FD85D2C">
+            <wp:extent cx="4610739" cy="1385887"/>
+            <wp:effectExtent l="0" t="0" r="0" b="5080"/>
+            <wp:docPr id="1021257961" name="Picture 1"/>
+            <wp:cNvGraphicFramePr>
+              <a:graphicFrameLocks xmlns:a="http://schemas.openxmlformats.org/drawingml/2006/main" noChangeAspect="1"/>
+            </wp:cNvGraphicFramePr>
+            <a:graphic xmlns:a="http://schemas.openxmlformats.org/drawingml/2006/main">
+              <a:graphicData uri="http://schemas.openxmlformats.org/drawingml/2006/picture">
+                <pic:pic xmlns:pic="http://schemas.openxmlformats.org/drawingml/2006/picture">
+                  <pic:nvPicPr>
+                    <pic:cNvPr id="1021257961" name=""/>
+                    <pic:cNvPicPr/>
+                  </pic:nvPicPr>
+                  <pic:blipFill>
+                    <a:blip r:embed="rId22"/>
+                    <a:stretch>
+                      <a:fillRect/>
+                    </a:stretch>
+                  </pic:blipFill>
+                  <pic:spPr>
+                    <a:xfrm>
+                      <a:off x="0" y="0"/>
+                      <a:ext cx="4617301" cy="1387859"/>
+                    </a:xfrm>
+                    <a:prstGeom prst="rect">
+                      <a:avLst/>
+                    </a:prstGeom>
+                  </pic:spPr>
+                </pic:pic>
+              </a:graphicData>
+            </a:graphic>
+          </wp:inline>
+        </w:drawing>
       </w:r>
     </w:p>
     <w:sectPr>
@@ -9527,6 +9636,15 @@
 </file>
 
 <file path=customXml/item1.xml><?xml version="1.0" encoding="utf-8"?>
+<?mso-contentType ?>
+<FormTemplates xmlns="http://schemas.microsoft.com/sharepoint/v3/contenttype/forms">
+  <Display>DocumentLibraryForm</Display>
+  <Edit>DocumentLibraryForm</Edit>
+  <New>DocumentLibraryForm</New>
+</FormTemplates>
+</file>
+
+<file path=customXml/item2.xml><?xml version="1.0" encoding="utf-8"?>
 <ct:contentTypeSchema xmlns:ct="http://schemas.microsoft.com/office/2006/metadata/contentType" xmlns:ma="http://schemas.microsoft.com/office/2006/metadata/properties/metaAttributes" ct:_="" ma:_="" ma:contentTypeName="Document" ma:contentTypeID="0x0101003F364FF36369794CAC5C6BDD61B0EFFD" ma:contentTypeVersion="16" ma:contentTypeDescription="Create a new document." ma:contentTypeScope="" ma:versionID="00875fab896443cdcd5f6e633c28b97a">
   <xsd:schema xmlns:xsd="http://www.w3.org/2001/XMLSchema" xmlns:xs="http://www.w3.org/2001/XMLSchema" xmlns:p="http://schemas.microsoft.com/office/2006/metadata/properties" xmlns:ns3="08107eb9-8dd7-4113-9c47-bd5d852d32e8" xmlns:ns4="b2160066-3763-4ad0-938f-cec1df8b7a04" targetNamespace="http://schemas.microsoft.com/office/2006/metadata/properties" ma:root="true" ma:fieldsID="d265731cbe629211e95a43b65bcd6d59" ns3:_="" ns4:_="">
     <xsd:import namespace="08107eb9-8dd7-4113-9c47-bd5d852d32e8"/>
@@ -9767,15 +9885,6 @@
 </ct:contentTypeSchema>
 </file>
 
-<file path=customXml/item2.xml><?xml version="1.0" encoding="utf-8"?>
-<?mso-contentType ?>
-<FormTemplates xmlns="http://schemas.microsoft.com/sharepoint/v3/contenttype/forms">
-  <Display>DocumentLibraryForm</Display>
-  <Edit>DocumentLibraryForm</Edit>
-  <New>DocumentLibraryForm</New>
-</FormTemplates>
-</file>
-
 <file path=customXml/item3.xml><?xml version="1.0" encoding="utf-8"?>
 <p:properties xmlns:p="http://schemas.microsoft.com/office/2006/metadata/properties" xmlns:xsi="http://www.w3.org/2001/XMLSchema-instance" xmlns:pc="http://schemas.microsoft.com/office/infopath/2007/PartnerControls">
   <documentManagement>
@@ -9785,6 +9894,14 @@
 </file>
 
 <file path=customXml/itemProps1.xml><?xml version="1.0" encoding="utf-8"?>
+<ds:datastoreItem xmlns:ds="http://schemas.openxmlformats.org/officeDocument/2006/customXml" ds:itemID="{D4BFEF51-5E51-4BDB-AA23-DEC56A645723}">
+  <ds:schemaRefs>
+    <ds:schemaRef ds:uri="http://schemas.microsoft.com/sharepoint/v3/contenttype/forms"/>
+  </ds:schemaRefs>
+</ds:datastoreItem>
+</file>
+
+<file path=customXml/itemProps2.xml><?xml version="1.0" encoding="utf-8"?>
 <ds:datastoreItem xmlns:ds="http://schemas.openxmlformats.org/officeDocument/2006/customXml" ds:itemID="{2140C58E-5075-40AA-9EED-CC64D71B2757}">
   <ds:schemaRefs>
     <ds:schemaRef ds:uri="http://schemas.microsoft.com/office/2006/metadata/contentType"/>
@@ -9803,14 +9920,6 @@
 </ds:datastoreItem>
 </file>
 
-<file path=customXml/itemProps2.xml><?xml version="1.0" encoding="utf-8"?>
-<ds:datastoreItem xmlns:ds="http://schemas.openxmlformats.org/officeDocument/2006/customXml" ds:itemID="{D4BFEF51-5E51-4BDB-AA23-DEC56A645723}">
-  <ds:schemaRefs>
-    <ds:schemaRef ds:uri="http://schemas.microsoft.com/sharepoint/v3/contenttype/forms"/>
-  </ds:schemaRefs>
-</ds:datastoreItem>
-</file>
-
 <file path=customXml/itemProps3.xml><?xml version="1.0" encoding="utf-8"?>
 <ds:datastoreItem xmlns:ds="http://schemas.openxmlformats.org/officeDocument/2006/customXml" ds:itemID="{011479DB-9151-4612-A58B-21A4267A484B}">
   <ds:schemaRefs>
